--- a/course-content/authoring/shared/homework-problems/T5S.docx
+++ b/course-content/authoring/shared/homework-problems/T5S.docx
@@ -13,7 +13,7 @@
           <w:b/>
           <w:sz w:val="32"/>
         </w:rPr>
-        <w:t>自动控制原理 作业5：初始控制方案与参数起点（含参考答案）</w:t>
+        <w:t>自动控制原理 作业5：传统校正技术与初始控制方案（含参考答案）</w:t>
       </w:r>
     </w:p>
     <w:p>
@@ -39,7 +39,7 @@
           <w:b/>
           <w:sz w:val="26"/>
         </w:rPr>
-        <w:t>T5-1 由任务约束反推首轮参数起点（20分）</w:t>
+        <w:t>T5-1 由性能要求反推首轮参数起点（20分）</w:t>
       </w:r>
     </w:p>
     <w:p>
@@ -65,7 +65,7 @@
           <w:b w:val="0"/>
           <w:sz w:val="22"/>
         </w:rPr>
-        <w:t>某单位过程模型为 $G(s)=1/[s(s+2)]$，单位反馈下需选择一条首轮超前校正起点参数，使系统同时满足：$M_p\le10\%$、$T_s\le2\,\mathrm{s}$（按 `2%` 判据）、闭环目标相位裕度 $\phi_m\ge50^\circ$。作业要求仅给出“首轮参数起点”，不得完成最终优化。为避免起点选择歧义，本题固定首轮交叉频率取 $\omega_c=5\,\mathrm{rad/s}$。</w:t>
+        <w:t>某单位过程模型为 $G(s)=1/[s(s+2)]$，单位反馈下需选择一条首轮超前校正起点参数，使系统同时满足：$M_p\le10\%$、$T_s\le2\,\mathrm{s}$（按 `2%` 判据）、闭环目标相位裕度 $\phi_m\ge50^\circ$。本题固定首轮交叉频率取 $\omega_c=5\,\mathrm{rad/s}$。</w:t>
       </w:r>
     </w:p>
     <w:p>
@@ -78,7 +78,7 @@
           <w:b w:val="0"/>
           <w:sz w:val="22"/>
         </w:rPr>
-        <w:t>请由时域约束反推 $\zeta$ 与 $\omega_n$ 下限，在 $\omega_c=5\,\mathrm{rad/s}$ 下计算对象幅值与相位，根据目标相位裕度确定需补偿的额外相位，并由 $C(s)=K_c\frac{1+sT}{1+\alpha sT}$ 给出首轮参数起点。</w:t>
+        <w:t>请由超调与调节时间要求反推 $\zeta$ 与 $\omega_n$ 下限，在 $\omega_c=5\,\mathrm{rad/s}$ 下计算对象幅值与相位，根据目标相位裕度确定需补偿的额外相位，并由 $C(s)=K_c\frac{1+sT}{1+\alpha sT}$ 给出首轮参数起点。</w:t>
       </w:r>
     </w:p>
     <w:p>
@@ -104,7 +104,7 @@
           <w:b w:val="0"/>
           <w:sz w:val="22"/>
         </w:rPr>
-        <w:t>由超调约束得</w:t>
+        <w:t>由超调要求得</w:t>
       </w:r>
     </w:p>
     <w:p>
@@ -241,7 +241,7 @@
           <w:b w:val="0"/>
           <w:sz w:val="22"/>
         </w:rPr>
-        <w:t>未补偿相位裕度为 $PM_0=21.80^\circ$，所需超前相位为</w:t>
+        <w:t>未校正相位裕度为 $PM_0=21.80^\circ$，所需超前相位为</w:t>
       </w:r>
     </w:p>
     <w:p>
@@ -405,7 +405,7 @@
           <w:b w:val="0"/>
           <w:sz w:val="22"/>
         </w:rPr>
-        <w:t>因此首轮参数起点可取 $\alpha_0\approx0.358,\ T_0\approx0.334\,\mathrm{s},\ K_{c0}\approx16.1$。该结果只用于首轮验证，不能写成最终最优参数。</w:t>
+        <w:t>因此首轮参数起点可取 $\alpha_0\approx0.358,\ T_0\approx0.334\,\mathrm{s},\ K_{c0}\approx16.1$。该结果只用于首轮验证。</w:t>
       </w:r>
     </w:p>
     <w:p>
@@ -432,7 +432,7 @@
           <w:b w:val="0"/>
           <w:sz w:val="22"/>
         </w:rPr>
-        <w:t>**约束翻译**（8分）：正确把超调和调节时间约束转化为 $\zeta$ 与 $\omega_n$ 下限。</w:t>
+        <w:t>**性能要求翻译**（8分）：正确把超调和调节时间要求转化为 $\zeta$ 与 $\omega_n$ 下限。</w:t>
       </w:r>
     </w:p>
     <w:p>
@@ -446,7 +446,7 @@
           <w:b w:val="0"/>
           <w:sz w:val="22"/>
         </w:rPr>
-        <w:t>**频域起点计算**（7分）：正确计算幅值、相位、未补偿相位裕度和所需超前相位。</w:t>
+        <w:t>**频域起点计算**（7分）：正确计算幅值、相位、未校正相位裕度和所需超前相位。</w:t>
       </w:r>
     </w:p>
     <w:p>
@@ -474,7 +474,7 @@
           <w:b/>
           <w:sz w:val="26"/>
         </w:rPr>
-        <w:t>T5-2 目标、约束、权重偏好到目标函数语言（20分）</w:t>
+        <w:t>T5-2 从证据判断到滞后校正整定（20分）</w:t>
       </w:r>
     </w:p>
     <w:p>
@@ -500,7 +500,21 @@
           <w:b w:val="0"/>
           <w:sz w:val="22"/>
         </w:rPr>
-        <w:t>某电液伺服执行机构的速度闭环需要围绕短时定位、鲁棒性和周期工况能耗建立无约束加权目标函数语言。给定指标包括 $t_r\le1.6\,\mathrm{s}$、$M_p\le15\%$、$e_{ss}\le1\%$、$t_d\le0.8\,\mathrm{s}$、$\phi_m\ge45^\circ$、$\omega_c\ge3\,\mathrm{rad/s}$、$\int_0^{t_f}u^2(t)\,dt\le6$、$\zeta\in[0.55,0.80]$。</w:t>
+        <w:t>某单位负反馈控制系统的未校正开环传递函数为</w:t>
+      </w:r>
+    </w:p>
+    <w:p>
+      <w:pPr>
+        <w:spacing w:after="80"/>
+        <w:jc w:val="center"/>
+      </w:pPr>
+      <w:r>
+        <w:rPr>
+          <w:rFonts w:ascii="Arial Unicode MS" w:hAnsi="Arial Unicode MS" w:eastAsia="Arial Unicode MS"/>
+          <w:b w:val="0"/>
+          <w:sz w:val="20"/>
+        </w:rPr>
+        <w:t>L_0(s)=G(s)=\frac{4}{s(0.1s+1)(0.05s+1)}.</w:t>
       </w:r>
     </w:p>
     <w:p>
@@ -513,7 +527,74 @@
           <w:b w:val="0"/>
           <w:sz w:val="22"/>
         </w:rPr>
-        <w:t>请整理目标项、给出归一化基准、说明权重偏好，并写出单一无约束加权目标函数。本题不要求最终最优参数、罚函数或 `fmincon` 求解。</w:t>
+        <w:t>已知未校正系统的幅值交叉频率约为 $\omega_{c0}=3.6\,\mathrm{rad/s}$，相位裕度约为 $\gamma_0=60^\circ$。系统对单位斜坡输入的稳态误差偏大。设计要求为</w:t>
+      </w:r>
+    </w:p>
+    <w:p>
+      <w:pPr>
+        <w:spacing w:after="80"/>
+        <w:jc w:val="center"/>
+      </w:pPr>
+      <w:r>
+        <w:rPr>
+          <w:rFonts w:ascii="Arial Unicode MS" w:hAnsi="Arial Unicode MS" w:eastAsia="Arial Unicode MS"/>
+          <w:b w:val="0"/>
+          <w:sz w:val="20"/>
+        </w:rPr>
+        <w:t>e_{ss,\mathrm{ramp}}\le0.05,\qquad \gamma\ge50^\circ.</w:t>
+      </w:r>
+    </w:p>
+    <w:p>
+      <w:pPr>
+        <w:spacing w:after="80"/>
+      </w:pPr>
+      <w:r>
+        <w:rPr>
+          <w:rFonts w:ascii="Microsoft YaHei" w:hAnsi="Microsoft YaHei" w:eastAsia="Microsoft YaHei"/>
+          <w:b w:val="0"/>
+          <w:sz w:val="22"/>
+        </w:rPr>
+        <w:t>同时希望主要改善低频稳态精度，不要求明显提高交叉频率。</w:t>
+      </w:r>
+    </w:p>
+    <w:p>
+      <w:pPr>
+        <w:spacing w:after="80"/>
+      </w:pPr>
+      <w:r>
+        <w:rPr>
+          <w:rFonts w:ascii="Microsoft YaHei" w:hAnsi="Microsoft YaHei" w:eastAsia="Microsoft YaHei"/>
+          <w:b w:val="0"/>
+          <w:sz w:val="22"/>
+        </w:rPr>
+        <w:t>请计算未校正系统的 $K_v$ 与单位斜坡稳态误差，说明为什么应采用滞后校正，并按</w:t>
+      </w:r>
+    </w:p>
+    <w:p>
+      <w:pPr>
+        <w:spacing w:after="80"/>
+        <w:jc w:val="center"/>
+      </w:pPr>
+      <w:r>
+        <w:rPr>
+          <w:rFonts w:ascii="Arial Unicode MS" w:hAnsi="Arial Unicode MS" w:eastAsia="Arial Unicode MS"/>
+          <w:b w:val="0"/>
+          <w:sz w:val="20"/>
+        </w:rPr>
+        <w:t>C(s)=\beta\frac{1+s/\omega_z}{1+s/\omega_p},\qquad \omega_p=\frac{\omega_z}{\beta}</w:t>
+      </w:r>
+    </w:p>
+    <w:p>
+      <w:pPr>
+        <w:spacing w:after="80"/>
+      </w:pPr>
+      <w:r>
+        <w:rPr>
+          <w:rFonts w:ascii="Microsoft YaHei" w:hAnsi="Microsoft YaHei" w:eastAsia="Microsoft YaHei"/>
+          <w:b w:val="0"/>
+          <w:sz w:val="22"/>
+        </w:rPr>
+        <w:t>完成整定。可取 $\omega_z=\omega_{c0}/10$。最后写出 $C(s)$，估计校正后的 $K_v$、单位斜坡稳态误差、交叉频率和相位裕度。</w:t>
       </w:r>
     </w:p>
     <w:p>
@@ -539,7 +620,21 @@
           <w:b w:val="0"/>
           <w:sz w:val="22"/>
         </w:rPr>
-        <w:t>目标项可取 $t_r,M_p,e_{ss},t_d,\phi_m,\omega_c,\int_0^{t_f}u^2(t)dt,\zeta$，分别覆盖时域、稳态、频域鲁棒、能耗和阻尼形态。（4分）</w:t>
+        <w:t>未校正系统的速度误差系数为</w:t>
+      </w:r>
+    </w:p>
+    <w:p>
+      <w:pPr>
+        <w:spacing w:after="80"/>
+        <w:jc w:val="center"/>
+      </w:pPr>
+      <w:r>
+        <w:rPr>
+          <w:rFonts w:ascii="Arial Unicode MS" w:hAnsi="Arial Unicode MS" w:eastAsia="Arial Unicode MS"/>
+          <w:b w:val="0"/>
+          <w:sz w:val="20"/>
+        </w:rPr>
+        <w:t>K_v=\lim_{s\to0}sL_0(s)=4.</w:t>
       </w:r>
     </w:p>
     <w:p>
@@ -552,7 +647,7 @@
           <w:b w:val="0"/>
           <w:sz w:val="22"/>
         </w:rPr>
-        <w:t>归一化可写为</w:t>
+        <w:t>因此单位斜坡输入稳态误差为</w:t>
       </w:r>
     </w:p>
     <w:p>
@@ -566,7 +661,7 @@
           <w:b w:val="0"/>
           <w:sz w:val="20"/>
         </w:rPr>
-        <w:t>\tilde J_1=\frac{t_r}{1.6},\quad</w:t>
+        <w:t>e_{ss,\mathrm{ramp}}=\frac{1}{K_v}=\frac{1}{4}=0.25.</w:t>
       </w:r>
     </w:p>
     <w:p>
@@ -580,7 +675,33 @@
           <w:b w:val="0"/>
           <w:sz w:val="20"/>
         </w:rPr>
-        <w:t>\tilde J_2=\frac{M_p}{0.15},\quad</w:t>
+        <w:t>\tag{4分}</w:t>
+      </w:r>
+    </w:p>
+    <w:p>
+      <w:pPr>
+        <w:spacing w:after="80"/>
+      </w:pPr>
+      <w:r>
+        <w:rPr>
+          <w:rFonts w:ascii="Microsoft YaHei" w:hAnsi="Microsoft YaHei" w:eastAsia="Microsoft YaHei"/>
+          <w:b w:val="0"/>
+          <w:sz w:val="22"/>
+        </w:rPr>
+        <w:t>该值大于设计要求 `0.05`，说明主要问题是低频稳态精度不足。</w:t>
+      </w:r>
+    </w:p>
+    <w:p>
+      <w:pPr>
+        <w:spacing w:after="80"/>
+      </w:pPr>
+      <w:r>
+        <w:rPr>
+          <w:rFonts w:ascii="Microsoft YaHei" w:hAnsi="Microsoft YaHei" w:eastAsia="Microsoft YaHei"/>
+          <w:b w:val="0"/>
+          <w:sz w:val="22"/>
+        </w:rPr>
+        <w:t>设计要求需要</w:t>
       </w:r>
     </w:p>
     <w:p>
@@ -594,7 +715,20 @@
           <w:b w:val="0"/>
           <w:sz w:val="20"/>
         </w:rPr>
-        <w:t>\tilde J_3=\frac{e_{ss}}{0.01},\quad</w:t>
+        <w:t>K_v^\ast\ge\frac{1}{0.05}=20.</w:t>
+      </w:r>
+    </w:p>
+    <w:p>
+      <w:pPr>
+        <w:spacing w:after="80"/>
+      </w:pPr>
+      <w:r>
+        <w:rPr>
+          <w:rFonts w:ascii="Microsoft YaHei" w:hAnsi="Microsoft YaHei" w:eastAsia="Microsoft YaHei"/>
+          <w:b w:val="0"/>
+          <w:sz w:val="22"/>
+        </w:rPr>
+        <w:t>未校正系统 $K_v=4$，所以低频增益至少需要提高</w:t>
       </w:r>
     </w:p>
     <w:p>
@@ -608,7 +742,7 @@
           <w:b w:val="0"/>
           <w:sz w:val="20"/>
         </w:rPr>
-        <w:t>\tilde J_4=\frac{t_d}{0.8},\quad</w:t>
+        <w:t>\beta=\frac{K_v^\ast}{K_v}=\frac{20}{4}=5.</w:t>
       </w:r>
     </w:p>
     <w:p>
@@ -622,7 +756,129 @@
           <w:b w:val="0"/>
           <w:sz w:val="20"/>
         </w:rPr>
-        <w:t>\tilde J_7=\frac{\int_0^{t_f}u^2(t)\,dt}{6}.</w:t>
+        <w:t>\tag{4分}</w:t>
+      </w:r>
+    </w:p>
+    <w:p>
+      <w:pPr>
+        <w:spacing w:after="80"/>
+      </w:pPr>
+      <w:r>
+        <w:rPr>
+          <w:rFonts w:ascii="Microsoft YaHei" w:hAnsi="Microsoft YaHei" w:eastAsia="Microsoft YaHei"/>
+          <w:b w:val="0"/>
+          <w:sz w:val="22"/>
+        </w:rPr>
+        <w:t>未校正系统已有相位裕度约 $60^\circ$，高于要求的 $50^\circ$；题目又要求主要改善稳态精度，不要求明显提高交叉频率。因此应采用滞后校正：在低频段提高增益，从而增大 $K_v$，并让中高频段增益接近 `1`，使交叉频率和相位裕度变化较小。（4分）</w:t>
+      </w:r>
+    </w:p>
+    <w:p>
+      <w:pPr>
+        <w:spacing w:after="80"/>
+      </w:pPr>
+      <w:r>
+        <w:rPr>
+          <w:rFonts w:ascii="Microsoft YaHei" w:hAnsi="Microsoft YaHei" w:eastAsia="Microsoft YaHei"/>
+          <w:b w:val="0"/>
+          <w:sz w:val="22"/>
+        </w:rPr>
+        <w:t>取</w:t>
+      </w:r>
+    </w:p>
+    <w:p>
+      <w:pPr>
+        <w:spacing w:after="80"/>
+        <w:jc w:val="center"/>
+      </w:pPr>
+      <w:r>
+        <w:rPr>
+          <w:rFonts w:ascii="Arial Unicode MS" w:hAnsi="Arial Unicode MS" w:eastAsia="Arial Unicode MS"/>
+          <w:b w:val="0"/>
+          <w:sz w:val="20"/>
+        </w:rPr>
+        <w:t>\omega_z=\frac{\omega_{c0}}{10}=0.36\,\mathrm{rad/s},\qquad</w:t>
+      </w:r>
+    </w:p>
+    <w:p>
+      <w:pPr>
+        <w:spacing w:after="80"/>
+        <w:jc w:val="center"/>
+      </w:pPr>
+      <w:r>
+        <w:rPr>
+          <w:rFonts w:ascii="Arial Unicode MS" w:hAnsi="Arial Unicode MS" w:eastAsia="Arial Unicode MS"/>
+          <w:b w:val="0"/>
+          <w:sz w:val="20"/>
+        </w:rPr>
+        <w:t>\omega_p=\frac{\omega_z}{\beta}=0.072\,\mathrm{rad/s}.</w:t>
+      </w:r>
+    </w:p>
+    <w:p>
+      <w:pPr>
+        <w:spacing w:after="80"/>
+      </w:pPr>
+      <w:r>
+        <w:rPr>
+          <w:rFonts w:ascii="Microsoft YaHei" w:hAnsi="Microsoft YaHei" w:eastAsia="Microsoft YaHei"/>
+          <w:b w:val="0"/>
+          <w:sz w:val="22"/>
+        </w:rPr>
+        <w:t>滞后校正器可写为</w:t>
+      </w:r>
+    </w:p>
+    <w:p>
+      <w:pPr>
+        <w:spacing w:after="80"/>
+        <w:jc w:val="center"/>
+      </w:pPr>
+      <w:r>
+        <w:rPr>
+          <w:rFonts w:ascii="Arial Unicode MS" w:hAnsi="Arial Unicode MS" w:eastAsia="Arial Unicode MS"/>
+          <w:b w:val="0"/>
+          <w:sz w:val="20"/>
+        </w:rPr>
+        <w:t>C(s)=5\frac{1+s/0.36}{1+s/0.072}.</w:t>
+      </w:r>
+    </w:p>
+    <w:p>
+      <w:pPr>
+        <w:spacing w:after="80"/>
+        <w:jc w:val="center"/>
+      </w:pPr>
+      <w:r>
+        <w:rPr>
+          <w:rFonts w:ascii="Arial Unicode MS" w:hAnsi="Arial Unicode MS" w:eastAsia="Arial Unicode MS"/>
+          <w:b w:val="0"/>
+          <w:sz w:val="20"/>
+        </w:rPr>
+        <w:t>\tag{4分}</w:t>
+      </w:r>
+    </w:p>
+    <w:p>
+      <w:pPr>
+        <w:spacing w:after="80"/>
+      </w:pPr>
+      <w:r>
+        <w:rPr>
+          <w:rFonts w:ascii="Microsoft YaHei" w:hAnsi="Microsoft YaHei" w:eastAsia="Microsoft YaHei"/>
+          <w:b w:val="0"/>
+          <w:sz w:val="22"/>
+        </w:rPr>
+        <w:t>校正后速度误差系数为 $K_v'=5\times4=20$，单位斜坡输入稳态误差为</w:t>
+      </w:r>
+    </w:p>
+    <w:p>
+      <w:pPr>
+        <w:spacing w:after="80"/>
+        <w:jc w:val="center"/>
+      </w:pPr>
+      <w:r>
+        <w:rPr>
+          <w:rFonts w:ascii="Arial Unicode MS" w:hAnsi="Arial Unicode MS" w:eastAsia="Arial Unicode MS"/>
+          <w:b w:val="0"/>
+          <w:sz w:val="20"/>
+        </w:rPr>
+        <w:t>e'_{ss,\mathrm{ramp}}=\frac{1}{20}=0.05,</w:t>
       </w:r>
     </w:p>
     <w:p>
@@ -649,7 +905,20 @@
           <w:b w:val="0"/>
           <w:sz w:val="22"/>
         </w:rPr>
-        <w:t>下界型指标转成越小越优：</w:t>
+        <w:t>满足稳态误差要求。</w:t>
+      </w:r>
+    </w:p>
+    <w:p>
+      <w:pPr>
+        <w:spacing w:after="80"/>
+      </w:pPr>
+      <w:r>
+        <w:rPr>
+          <w:rFonts w:ascii="Microsoft YaHei" w:hAnsi="Microsoft YaHei" w:eastAsia="Microsoft YaHei"/>
+          <w:b w:val="0"/>
+          <w:sz w:val="22"/>
+        </w:rPr>
+        <w:t>在 $\omega=3.6\,\mathrm{rad/s}$ 附近，</w:t>
       </w:r>
     </w:p>
     <w:p>
@@ -663,7 +932,33 @@
           <w:b w:val="0"/>
           <w:sz w:val="20"/>
         </w:rPr>
-        <w:t>\tilde J_5=\frac{45^\circ}{\phi_m},\qquad</w:t>
+        <w:t>|C(j3.6)|=5\frac{\sqrt{1+(3.6/0.36)^2}}{\sqrt{1+(3.6/0.072)^2}}\approx1.00,</w:t>
+      </w:r>
+    </w:p>
+    <w:p>
+      <w:pPr>
+        <w:spacing w:after="80"/>
+      </w:pPr>
+      <w:r>
+        <w:rPr>
+          <w:rFonts w:ascii="Microsoft YaHei" w:hAnsi="Microsoft YaHei" w:eastAsia="Microsoft YaHei"/>
+          <w:b w:val="0"/>
+          <w:sz w:val="22"/>
+        </w:rPr>
+        <w:t>因此校正后的交叉频率可估计仍在 $\omega_c'\approx3.6\,\mathrm{rad/s}$ 附近。（1分）</w:t>
+      </w:r>
+    </w:p>
+    <w:p>
+      <w:pPr>
+        <w:spacing w:after="80"/>
+      </w:pPr>
+      <w:r>
+        <w:rPr>
+          <w:rFonts w:ascii="Microsoft YaHei" w:hAnsi="Microsoft YaHei" w:eastAsia="Microsoft YaHei"/>
+          <w:b w:val="0"/>
+          <w:sz w:val="22"/>
+        </w:rPr>
+        <w:t>滞后网络在 $\omega=3.6\,\mathrm{rad/s}$ 处引入的相位约为</w:t>
       </w:r>
     </w:p>
     <w:p>
@@ -677,7 +972,34 @@
           <w:b w:val="0"/>
           <w:sz w:val="20"/>
         </w:rPr>
-        <w:t>\tilde J_6=\frac{3}{\omega_c},</w:t>
+        <w:t>\angle C(j3.6)=\tan^{-1}(10)-\tan^{-1}(50)\approx84.3^\circ-88.9^\circ=-4.6^\circ.</w:t>
+      </w:r>
+    </w:p>
+    <w:p>
+      <w:pPr>
+        <w:spacing w:after="80"/>
+      </w:pPr>
+      <w:r>
+        <w:rPr>
+          <w:rFonts w:ascii="Microsoft YaHei" w:hAnsi="Microsoft YaHei" w:eastAsia="Microsoft YaHei"/>
+          <w:b w:val="0"/>
+          <w:sz w:val="22"/>
+        </w:rPr>
+        <w:t>因此校正后相位裕度可估计为</w:t>
+      </w:r>
+    </w:p>
+    <w:p>
+      <w:pPr>
+        <w:spacing w:after="80"/>
+        <w:jc w:val="center"/>
+      </w:pPr>
+      <w:r>
+        <w:rPr>
+          <w:rFonts w:ascii="Arial Unicode MS" w:hAnsi="Arial Unicode MS" w:eastAsia="Arial Unicode MS"/>
+          <w:b w:val="0"/>
+          <w:sz w:val="20"/>
+        </w:rPr>
+        <w:t>\gamma'\approx60^\circ-4.6^\circ=55.4^\circ,</w:t>
       </w:r>
     </w:p>
     <w:p>
@@ -704,35 +1026,7 @@
           <w:b w:val="0"/>
           <w:sz w:val="22"/>
         </w:rPr>
-        <w:t>阻尼区间可用</w:t>
-      </w:r>
-    </w:p>
-    <w:p>
-      <w:pPr>
-        <w:spacing w:after="80"/>
-        <w:jc w:val="center"/>
-      </w:pPr>
-      <w:r>
-        <w:rPr>
-          <w:rFonts w:ascii="Arial Unicode MS" w:hAnsi="Arial Unicode MS" w:eastAsia="Arial Unicode MS"/>
-          <w:b w:val="0"/>
-          <w:sz w:val="20"/>
-        </w:rPr>
-        <w:t>\tilde J_8=\frac{|\zeta-0.675|}{0.125}.</w:t>
-      </w:r>
-    </w:p>
-    <w:p>
-      <w:pPr>
-        <w:spacing w:after="80"/>
-        <w:jc w:val="center"/>
-      </w:pPr>
-      <w:r>
-        <w:rPr>
-          <w:rFonts w:ascii="Arial Unicode MS" w:hAnsi="Arial Unicode MS" w:eastAsia="Arial Unicode MS"/>
-          <w:b w:val="0"/>
-          <w:sz w:val="20"/>
-        </w:rPr>
-        <w:t>\tag{1分}</w:t>
+        <w:t>仍满足 $\gamma\ge50^\circ$。</w:t>
       </w:r>
     </w:p>
     <w:p>
@@ -745,214 +1039,7 @@
           <w:b w:val="0"/>
           <w:sz w:val="22"/>
         </w:rPr>
-        <w:t>一组合理权重为</w:t>
-      </w:r>
-    </w:p>
-    <w:p>
-      <w:pPr>
-        <w:spacing w:after="80"/>
-        <w:jc w:val="center"/>
-      </w:pPr>
-      <w:r>
-        <w:rPr>
-          <w:rFonts w:ascii="Arial Unicode MS" w:hAnsi="Arial Unicode MS" w:eastAsia="Arial Unicode MS"/>
-          <w:b w:val="0"/>
-          <w:sz w:val="20"/>
-        </w:rPr>
-        <w:t>w_1=0.22,\ w_2=0.18,\ w_3=0.10,\ w_4=0.12,\ w_5=0.16,\ w_6=0.10,\ w_7=0.07,\ w_8=0.05,</w:t>
-      </w:r>
-    </w:p>
-    <w:p>
-      <w:pPr>
-        <w:spacing w:after="80"/>
-        <w:jc w:val="center"/>
-      </w:pPr>
-      <w:r>
-        <w:rPr>
-          <w:rFonts w:ascii="Arial Unicode MS" w:hAnsi="Arial Unicode MS" w:eastAsia="Arial Unicode MS"/>
-          <w:b w:val="0"/>
-          <w:sz w:val="20"/>
-        </w:rPr>
-        <w:t>\tag{4分}</w:t>
-      </w:r>
-    </w:p>
-    <w:p>
-      <w:pPr>
-        <w:spacing w:after="80"/>
-      </w:pPr>
-      <w:r>
-        <w:rPr>
-          <w:rFonts w:ascii="Microsoft YaHei" w:hAnsi="Microsoft YaHei" w:eastAsia="Microsoft YaHei"/>
-          <w:b w:val="0"/>
-          <w:sz w:val="22"/>
-        </w:rPr>
-        <w:t>且 $\sum_iw_i=1$。权重体现定位速度、低超调和相位裕度优先，能耗与阻尼形态作为首轮代价项。</w:t>
-      </w:r>
-    </w:p>
-    <w:p>
-      <w:pPr>
-        <w:spacing w:after="80"/>
-      </w:pPr>
-      <w:r>
-        <w:rPr>
-          <w:rFonts w:ascii="Microsoft YaHei" w:hAnsi="Microsoft YaHei" w:eastAsia="Microsoft YaHei"/>
-          <w:b w:val="0"/>
-          <w:sz w:val="22"/>
-        </w:rPr>
-        <w:t>无约束目标函数可写为</w:t>
-      </w:r>
-    </w:p>
-    <w:p>
-      <w:pPr>
-        <w:spacing w:after="80"/>
-        <w:jc w:val="center"/>
-      </w:pPr>
-      <w:r>
-        <w:rPr>
-          <w:rFonts w:ascii="Arial Unicode MS" w:hAnsi="Arial Unicode MS" w:eastAsia="Arial Unicode MS"/>
-          <w:b w:val="0"/>
-          <w:sz w:val="20"/>
-        </w:rPr>
-        <w:t>J(\theta)=</w:t>
-      </w:r>
-    </w:p>
-    <w:p>
-      <w:pPr>
-        <w:spacing w:after="80"/>
-        <w:jc w:val="center"/>
-      </w:pPr>
-      <w:r>
-        <w:rPr>
-          <w:rFonts w:ascii="Arial Unicode MS" w:hAnsi="Arial Unicode MS" w:eastAsia="Arial Unicode MS"/>
-          <w:b w:val="0"/>
-          <w:sz w:val="20"/>
-        </w:rPr>
-        <w:t>0.22\tilde J_1+</w:t>
-      </w:r>
-    </w:p>
-    <w:p>
-      <w:pPr>
-        <w:spacing w:after="80"/>
-        <w:jc w:val="center"/>
-      </w:pPr>
-      <w:r>
-        <w:rPr>
-          <w:rFonts w:ascii="Arial Unicode MS" w:hAnsi="Arial Unicode MS" w:eastAsia="Arial Unicode MS"/>
-          <w:b w:val="0"/>
-          <w:sz w:val="20"/>
-        </w:rPr>
-        <w:t>0.18\tilde J_2+</w:t>
-      </w:r>
-    </w:p>
-    <w:p>
-      <w:pPr>
-        <w:spacing w:after="80"/>
-        <w:jc w:val="center"/>
-      </w:pPr>
-      <w:r>
-        <w:rPr>
-          <w:rFonts w:ascii="Arial Unicode MS" w:hAnsi="Arial Unicode MS" w:eastAsia="Arial Unicode MS"/>
-          <w:b w:val="0"/>
-          <w:sz w:val="20"/>
-        </w:rPr>
-        <w:t>0.10\tilde J_3+</w:t>
-      </w:r>
-    </w:p>
-    <w:p>
-      <w:pPr>
-        <w:spacing w:after="80"/>
-        <w:jc w:val="center"/>
-      </w:pPr>
-      <w:r>
-        <w:rPr>
-          <w:rFonts w:ascii="Arial Unicode MS" w:hAnsi="Arial Unicode MS" w:eastAsia="Arial Unicode MS"/>
-          <w:b w:val="0"/>
-          <w:sz w:val="20"/>
-        </w:rPr>
-        <w:t>0.12\tilde J_4+</w:t>
-      </w:r>
-    </w:p>
-    <w:p>
-      <w:pPr>
-        <w:spacing w:after="80"/>
-        <w:jc w:val="center"/>
-      </w:pPr>
-      <w:r>
-        <w:rPr>
-          <w:rFonts w:ascii="Arial Unicode MS" w:hAnsi="Arial Unicode MS" w:eastAsia="Arial Unicode MS"/>
-          <w:b w:val="0"/>
-          <w:sz w:val="20"/>
-        </w:rPr>
-        <w:t>0.16\tilde J_5+</w:t>
-      </w:r>
-    </w:p>
-    <w:p>
-      <w:pPr>
-        <w:spacing w:after="80"/>
-        <w:jc w:val="center"/>
-      </w:pPr>
-      <w:r>
-        <w:rPr>
-          <w:rFonts w:ascii="Arial Unicode MS" w:hAnsi="Arial Unicode MS" w:eastAsia="Arial Unicode MS"/>
-          <w:b w:val="0"/>
-          <w:sz w:val="20"/>
-        </w:rPr>
-        <w:t>0.10\tilde J_6+</w:t>
-      </w:r>
-    </w:p>
-    <w:p>
-      <w:pPr>
-        <w:spacing w:after="80"/>
-        <w:jc w:val="center"/>
-      </w:pPr>
-      <w:r>
-        <w:rPr>
-          <w:rFonts w:ascii="Arial Unicode MS" w:hAnsi="Arial Unicode MS" w:eastAsia="Arial Unicode MS"/>
-          <w:b w:val="0"/>
-          <w:sz w:val="20"/>
-        </w:rPr>
-        <w:t>0.07\tilde J_7+</w:t>
-      </w:r>
-    </w:p>
-    <w:p>
-      <w:pPr>
-        <w:spacing w:after="80"/>
-        <w:jc w:val="center"/>
-      </w:pPr>
-      <w:r>
-        <w:rPr>
-          <w:rFonts w:ascii="Arial Unicode MS" w:hAnsi="Arial Unicode MS" w:eastAsia="Arial Unicode MS"/>
-          <w:b w:val="0"/>
-          <w:sz w:val="20"/>
-        </w:rPr>
-        <w:t>0.05\tilde J_8.</w:t>
-      </w:r>
-    </w:p>
-    <w:p>
-      <w:pPr>
-        <w:spacing w:after="80"/>
-        <w:jc w:val="center"/>
-      </w:pPr>
-      <w:r>
-        <w:rPr>
-          <w:rFonts w:ascii="Arial Unicode MS" w:hAnsi="Arial Unicode MS" w:eastAsia="Arial Unicode MS"/>
-          <w:b w:val="0"/>
-          <w:sz w:val="20"/>
-        </w:rPr>
-        <w:t>\tag{8分}</w:t>
-      </w:r>
-    </w:p>
-    <w:p>
-      <w:pPr>
-        <w:spacing w:after="80"/>
-      </w:pPr>
-      <w:r>
-        <w:rPr>
-          <w:rFonts w:ascii="Microsoft YaHei" w:hAnsi="Microsoft YaHei" w:eastAsia="Microsoft YaHei"/>
-          <w:b w:val="0"/>
-          <w:sz w:val="22"/>
-        </w:rPr>
-        <w:t>其中 $\theta$ 表示后续可调整的控制器参数。本题只建立目标函数语言，不继续求 $\theta$ 的最优值。</w:t>
+        <w:t>综上，滞后校正将低频增益提高 `5` 倍，使速度误差系数由 `4` 提高到 `20`，单位斜坡稳态误差由 `0.25` 降低到 `0.05`；同时交叉频率基本保持在 $3.6\,\mathrm{rad/s}$ 附近，相位裕度约为 $55.4^\circ$。该整定结果针对“稳态误差偏大”进行了改善，同时没有明显破坏原有相位裕度。（4分）</w:t>
       </w:r>
     </w:p>
     <w:p>
@@ -979,7 +1066,7 @@
           <w:b w:val="0"/>
           <w:sz w:val="22"/>
         </w:rPr>
-        <w:t>**目标项构建**（4分）：覆盖时域、稳态、频域、能耗和阻尼形态。</w:t>
+        <w:t>**未校正稳态误差计算**（4分）：正确计算 $K_v=4$、单位斜坡稳态误差 $0.25$。</w:t>
       </w:r>
     </w:p>
     <w:p>
@@ -993,7 +1080,7 @@
           <w:b w:val="0"/>
           <w:sz w:val="22"/>
         </w:rPr>
-        <w:t>**归一化设计**（4分）：正确处理上界、下界和区间型指标。</w:t>
+        <w:t>**低频增益提升倍数**（4分）：根据 $e_{ss}\le0.05$ 推得 $K_v^\ast\ge20$，并计算 $\beta=5$。</w:t>
       </w:r>
     </w:p>
     <w:p>
@@ -1007,7 +1094,7 @@
           <w:b w:val="0"/>
           <w:sz w:val="22"/>
         </w:rPr>
-        <w:t>**权重偏好**（4分）：权重非负、总和为 `1`，且能用工程任务解释。</w:t>
+        <w:t>**滞后校正适用性判断**（4分）：能结合稳态误差偏大、低频增益不足、原相位裕度已有余量说明采用滞后校正。</w:t>
       </w:r>
     </w:p>
     <w:p>
@@ -1021,7 +1108,21 @@
           <w:b w:val="0"/>
           <w:sz w:val="22"/>
         </w:rPr>
-        <w:t>**目标函数语言**（8分）：给出单一无约束加权函数，不出现求最优参数步骤。</w:t>
+        <w:t>**滞后网络参数整定**（4分）：正确取 $\omega_z=0.36\,\mathrm{rad/s}$、$\omega_p=0.072\,\mathrm{rad/s}$，并写出校正器。</w:t>
+      </w:r>
+    </w:p>
+    <w:p>
+      <w:pPr>
+        <w:pStyle w:val="ListBullet"/>
+        <w:spacing w:after="80"/>
+      </w:pPr>
+      <w:r>
+        <w:rPr>
+          <w:rFonts w:ascii="Microsoft YaHei" w:hAnsi="Microsoft YaHei" w:eastAsia="Microsoft YaHei"/>
+          <w:b w:val="0"/>
+          <w:sz w:val="22"/>
+        </w:rPr>
+        <w:t>**校正后性能估计**（4分）：正确估计 $K_v'$、稳态误差、交叉频率和相位裕度。</w:t>
       </w:r>
     </w:p>
     <w:p/>
@@ -1035,7 +1136,7 @@
           <w:b/>
           <w:sz w:val="26"/>
         </w:rPr>
-        <w:t>T5-3 首轮证据到无约束优化建模判断（20分）</w:t>
+        <w:t>T5-3 给定对象下的复合控制方案选择（20分）</w:t>
       </w:r>
     </w:p>
     <w:p>
@@ -1061,7 +1162,21 @@
           <w:b w:val="0"/>
           <w:sz w:val="22"/>
         </w:rPr>
-        <w:t>给定小型温控回路首轮 `PI(D)` 并联控制方案，暂不调整 $T_d$，第一轮参数为 $K_p=1.2,\ K_i=0.45$。验证表给出 $t_s=13\,\mathrm{s}$、$M_p=9\%$、$e_{ss}=2.5\,\mathrm{K}$、扰动残差 $1.8\,\mathrm{K}$、执行器变动幅度 `4.2`。</w:t>
+        <w:t>某薄膜涂布生产线的收卷前牵引辊需要保持稳定线速度。牵引辊由直流伺服电机驱动。为便于表达扰动作用位置，工程上将对象分为执行机构与负载结构两部分：驱动电压指令先经过执行机构形成牵引作用，牵引作用再与负载扰动共同进入负载结构，最终影响辊筒速度。</w:t>
+      </w:r>
+    </w:p>
+    <w:p>
+      <w:pPr>
+        <w:spacing w:after="80"/>
+        <w:jc w:val="center"/>
+      </w:pPr>
+      <w:r>
+        <w:rPr>
+          <w:rFonts w:ascii="Arial Unicode MS" w:hAnsi="Arial Unicode MS" w:eastAsia="Arial Unicode MS"/>
+          <w:b w:val="0"/>
+          <w:sz w:val="20"/>
+        </w:rPr>
+        <w:t>G_a(s):\quad \frac{1.8}{0.08s+1}.</w:t>
       </w:r>
     </w:p>
     <w:p>
@@ -1074,7 +1189,21 @@
           <w:b w:val="0"/>
           <w:sz w:val="22"/>
         </w:rPr>
-        <w:t>候选无约束解片段为：</w:t>
+        <w:t>负载结构可近似为</w:t>
+      </w:r>
+    </w:p>
+    <w:p>
+      <w:pPr>
+        <w:spacing w:after="80"/>
+        <w:jc w:val="center"/>
+      </w:pPr>
+      <w:r>
+        <w:rPr>
+          <w:rFonts w:ascii="Arial Unicode MS" w:hAnsi="Arial Unicode MS" w:eastAsia="Arial Unicode MS"/>
+          <w:b w:val="0"/>
+          <w:sz w:val="20"/>
+        </w:rPr>
+        <w:t>G_l(s):\quad \frac{1}{0.18s+1}e^{-0.04s}.</w:t>
       </w:r>
     </w:p>
     <w:p>
@@ -1087,7 +1216,60 @@
           <w:b w:val="0"/>
           <w:sz w:val="22"/>
         </w:rPr>
-        <w:t>| 候选解 | $(K_p,K_i)$ | $(t_s,M_p,e_{ss},u)$ | |---|---|---| | $x_A$ | $(1.8,0.90)$ | $(9\,\mathrm{s},12\%,2.1\,\mathrm{K},5.8)$ | | $x_B$ | $(1.1,0.35)$ | $(15\,\mathrm{s},6\%,2.6\,\mathrm{K},3.6)$ | | $x_C$ | $(1.4,0.60)$ | $(11\,\mathrm{s},8\%,2.3\,\mathrm{K},4.5)$ |</w:t>
+        <w:t>负载扰动 $d$ 主要来自膜卷半径变化、材料张力波动和接头通过时的瞬时阻力，可在负载结构前直接与牵引作用共同影响速度。题面对象、扰动作用位置和待选择复合控制结构的关系如图所示。</w:t>
+      </w:r>
+    </w:p>
+    <w:p>
+      <w:pPr>
+        <w:jc w:val="center"/>
+      </w:pPr>
+      <w:r>
+        <w:drawing>
+          <wp:inline xmlns:a="http://schemas.openxmlformats.org/drawingml/2006/main" xmlns:pic="http://schemas.openxmlformats.org/drawingml/2006/picture">
+            <wp:extent cx="5486400" cy="1472679"/>
+            <wp:docPr id="1" name="Picture 1"/>
+            <wp:cNvGraphicFramePr>
+              <a:graphicFrameLocks noChangeAspect="1"/>
+            </wp:cNvGraphicFramePr>
+            <a:graphic>
+              <a:graphicData uri="http://schemas.openxmlformats.org/drawingml/2006/picture">
+                <pic:pic>
+                  <pic:nvPicPr>
+                    <pic:cNvPr id="0" name="T5-3-stem-plant-context.png"/>
+                    <pic:cNvPicPr/>
+                  </pic:nvPicPr>
+                  <pic:blipFill>
+                    <a:blip r:embed="rId9"/>
+                    <a:stretch>
+                      <a:fillRect/>
+                    </a:stretch>
+                  </pic:blipFill>
+                  <pic:spPr>
+                    <a:xfrm>
+                      <a:off x="0" y="0"/>
+                      <a:ext cx="5486400" cy="1472679"/>
+                    </a:xfrm>
+                    <a:prstGeom prst="rect"/>
+                  </pic:spPr>
+                </pic:pic>
+              </a:graphicData>
+            </a:graphic>
+          </wp:inline>
+        </w:drawing>
+      </w:r>
+    </w:p>
+    <w:p>
+      <w:pPr>
+        <w:spacing w:after="120"/>
+        <w:jc w:val="center"/>
+      </w:pPr>
+      <w:r>
+        <w:rPr>
+          <w:rFonts w:ascii="Microsoft YaHei" w:hAnsi="Microsoft YaHei" w:eastAsia="Microsoft YaHei"/>
+          <w:b w:val="0"/>
+          <w:sz w:val="18"/>
+        </w:rPr>
+        <w:t>T5-3 牵引辊复合控制对象结构图</w:t>
       </w:r>
     </w:p>
     <w:p>
@@ -1100,7 +1282,33 @@
           <w:b w:val="0"/>
           <w:sz w:val="22"/>
         </w:rPr>
-        <w:t>请确定建模变量、给出无约束目标函数候选、解释权重偏好和 Pareto 语义，并列出待显化约束；不得给最终最优参数、罚函数、`fmincon`、场景迁移或从零重做设计。</w:t>
+        <w:t>速度给定 $r(t)$ 常出现小幅阶跃调整和缓慢斜坡升速；扰动 $d(t)$ 以低频缓慢变化为主，偶尔出现短时突变。现场已有单一速度负反馈 `PI` 控制，但仍观察到给定变化滞后、负载突变后速度下跌、低频摆动以及执行器电压限幅风险。</w:t>
+      </w:r>
+    </w:p>
+    <w:p>
+      <w:pPr>
+        <w:spacing w:after="80"/>
+      </w:pPr>
+      <w:r>
+        <w:rPr>
+          <w:rFonts w:ascii="Microsoft YaHei" w:hAnsi="Microsoft YaHei" w:eastAsia="Microsoft YaHei"/>
+          <w:b w:val="0"/>
+          <w:sz w:val="22"/>
+        </w:rPr>
+        <w:t>请在不改变被控对象的前提下，选择一种合理的经典复合控制方案。可选手段包括但不限于：速度反馈 `PI/PID`、给定前馈、扰动前馈、串级控制、测速滤波、超前或滞后校正、陷波环节、延迟补偿等。答案不唯一。</w:t>
+      </w:r>
+    </w:p>
+    <w:p>
+      <w:pPr>
+        <w:spacing w:after="80"/>
+      </w:pPr>
+      <w:r>
+        <w:rPr>
+          <w:rFonts w:ascii="Microsoft YaHei" w:hAnsi="Microsoft YaHei" w:eastAsia="Microsoft YaHei"/>
+          <w:b w:val="0"/>
+          <w:sz w:val="22"/>
+        </w:rPr>
+        <w:t>请写出复合控制结构和信号连接关系，说明各组成部分作用，指出预期改善的至少两个指标或现象，说明可能副作用或验证关注点，并说明为什么该方案适合本对象的输入信号或扰动特征。本题不要求仿真验证。</w:t>
       </w:r>
     </w:p>
     <w:p>
@@ -1113,7 +1321,7 @@
           <w:b/>
           <w:sz w:val="24"/>
         </w:rPr>
-        <w:t>标准答案</w:t>
+        <w:t>参考答案</w:t>
       </w:r>
     </w:p>
     <w:p>
@@ -1126,35 +1334,60 @@
           <w:b w:val="0"/>
           <w:sz w:val="22"/>
         </w:rPr>
-        <w:t>建模变量应取</w:t>
+        <w:t>一种可接受方案是“速度反馈 PI + 给定前馈 + 扰动前馈”的复合控制结构。（4分）</w:t>
       </w:r>
     </w:p>
     <w:p>
       <w:pPr>
-        <w:spacing w:after="80"/>
         <w:jc w:val="center"/>
       </w:pPr>
       <w:r>
-        <w:rPr>
-          <w:rFonts w:ascii="Arial Unicode MS" w:hAnsi="Arial Unicode MS" w:eastAsia="Arial Unicode MS"/>
-          <w:b w:val="0"/>
-          <w:sz w:val="20"/>
-        </w:rPr>
-        <w:t>x=[K_p,K_i]^T.</w:t>
+        <w:drawing>
+          <wp:inline xmlns:a="http://schemas.openxmlformats.org/drawingml/2006/main" xmlns:pic="http://schemas.openxmlformats.org/drawingml/2006/picture">
+            <wp:extent cx="5486400" cy="2166658"/>
+            <wp:docPr id="2" name="Picture 2"/>
+            <wp:cNvGraphicFramePr>
+              <a:graphicFrameLocks noChangeAspect="1"/>
+            </wp:cNvGraphicFramePr>
+            <a:graphic>
+              <a:graphicData uri="http://schemas.openxmlformats.org/drawingml/2006/picture">
+                <pic:pic>
+                  <pic:nvPicPr>
+                    <pic:cNvPr id="0" name="T5-3-answer-route-feedforward.png"/>
+                    <pic:cNvPicPr/>
+                  </pic:nvPicPr>
+                  <pic:blipFill>
+                    <a:blip r:embed="rId10"/>
+                    <a:stretch>
+                      <a:fillRect/>
+                    </a:stretch>
+                  </pic:blipFill>
+                  <pic:spPr>
+                    <a:xfrm>
+                      <a:off x="0" y="0"/>
+                      <a:ext cx="5486400" cy="2166658"/>
+                    </a:xfrm>
+                    <a:prstGeom prst="rect"/>
+                  </pic:spPr>
+                </pic:pic>
+              </a:graphicData>
+            </a:graphic>
+          </wp:inline>
+        </w:drawing>
       </w:r>
     </w:p>
     <w:p>
       <w:pPr>
-        <w:spacing w:after="80"/>
+        <w:spacing w:after="120"/>
         <w:jc w:val="center"/>
       </w:pPr>
       <w:r>
         <w:rPr>
-          <w:rFonts w:ascii="Arial Unicode MS" w:hAnsi="Arial Unicode MS" w:eastAsia="Arial Unicode MS"/>
+          <w:rFonts w:ascii="Microsoft YaHei" w:hAnsi="Microsoft YaHei" w:eastAsia="Microsoft YaHei"/>
           <w:b w:val="0"/>
-          <w:sz w:val="20"/>
+          <w:sz w:val="18"/>
         </w:rPr>
-        <w:t>\tag{4分}</w:t>
+        <w:t>T5-3 参考路线一：速度反馈 PI、给定前馈与扰动前馈</w:t>
       </w:r>
     </w:p>
     <w:p>
@@ -1167,7 +1400,7 @@
           <w:b w:val="0"/>
           <w:sz w:val="22"/>
         </w:rPr>
-        <w:t>题面已经限定控制器结构和采样周期，候选解片段也只围绕 $K_p,K_i$ 变化。</w:t>
+        <w:t>控制结构可描述为：速度给定 $r(t)$ 一路进入 `PI` 速度反馈控制器，速度测量值 $\omega(t)$ 与给定值比较形成误差；速度给定信号线向上引出给定前馈，实际负载扰动信号同时接入扰动前馈和负载前综合点。反馈、给定前馈和扰动前馈共同形成驱动电压指令，经执行机构形成牵引作用；实际负载扰动从上方垂直加入负载结构前，与牵引作用综合后共同影响速度。必要时在测速反馈通道加入低通滤波，避免测量噪声直接放大。（4分）</w:t>
       </w:r>
     </w:p>
     <w:p>
@@ -1180,49 +1413,7 @@
           <w:b w:val="0"/>
           <w:sz w:val="22"/>
         </w:rPr>
-        <w:t>可构造无约束加权目标函数：</w:t>
-      </w:r>
-    </w:p>
-    <w:p>
-      <w:pPr>
-        <w:spacing w:after="80"/>
-        <w:jc w:val="center"/>
-      </w:pPr>
-      <w:r>
-        <w:rPr>
-          <w:rFonts w:ascii="Arial Unicode MS" w:hAnsi="Arial Unicode MS" w:eastAsia="Arial Unicode MS"/>
-          <w:b w:val="0"/>
-          <w:sz w:val="20"/>
-        </w:rPr>
-        <w:t>J(x)=w_1\frac{t_s(x)}{13}+w_2\frac{M_p(x)}{9}+w_3\frac{e_{ss}(x)}{2.5}+w_4\frac{u(x)}{4.2},</w:t>
-      </w:r>
-    </w:p>
-    <w:p>
-      <w:pPr>
-        <w:spacing w:after="80"/>
-        <w:jc w:val="center"/>
-      </w:pPr>
-      <w:r>
-        <w:rPr>
-          <w:rFonts w:ascii="Arial Unicode MS" w:hAnsi="Arial Unicode MS" w:eastAsia="Arial Unicode MS"/>
-          <w:b w:val="0"/>
-          <w:sz w:val="20"/>
-        </w:rPr>
-        <w:t>\qquad w_i\ge0,\ \sum_iw_i=1.</w:t>
-      </w:r>
-    </w:p>
-    <w:p>
-      <w:pPr>
-        <w:spacing w:after="80"/>
-        <w:jc w:val="center"/>
-      </w:pPr>
-      <w:r>
-        <w:rPr>
-          <w:rFonts w:ascii="Arial Unicode MS" w:hAnsi="Arial Unicode MS" w:eastAsia="Arial Unicode MS"/>
-          <w:b w:val="0"/>
-          <w:sz w:val="20"/>
-        </w:rPr>
-        <w:t>\tag{5分}</w:t>
+        <w:t>各组成部分的作用如下：`PI` 速度反馈用于保证闭环稳定性，并抑制模型误差和未知扰动造成的速度偏差；给定前馈利用速度给定的变化趋势提前给出控制作用，减少阶跃或斜坡变化时的跟踪滞后；扰动前馈在负载扰动信号可获得时提前补偿负载变化，减小接头通过或张力变化引起的速度下跌；测速滤波或控制量限幅处理用于降低噪声放大和执行器冲击风险。（5分）</w:t>
       </w:r>
     </w:p>
     <w:p>
@@ -1235,7 +1426,7 @@
           <w:b w:val="0"/>
           <w:sz w:val="22"/>
         </w:rPr>
-        <w:t>权重偏好应体现速度、过冲和执行代价的折中。当前证据显示，提高增益可以缩短 $t_s$，但 $M_p$ 与 $u$ 会增大；降低动作幅度通常会牺牲速度。因此可使 $w_{M_p}+w_u\ge w_{t_s}$，避免把快速响应误判为可交付方案。（4分）</w:t>
+        <w:t>该方案预期改善的现象包括：改善给定变化时的跟踪滞后，因为给定前馈不完全依赖误差积累后再产生控制作用；减小负载突变后的速度跌落，因为扰动前馈可在扰动影响完全反映到速度误差之前进行补偿；缩短恢复时间，因为反馈环节和前馈环节共同承担调节任务；降低低频速度摆动幅度，因为负载相关扰动被前馈削弱。（5分）</w:t>
       </w:r>
     </w:p>
     <w:p>
@@ -1248,7 +1439,7 @@
           <w:b w:val="0"/>
           <w:sz w:val="22"/>
         </w:rPr>
-        <w:t>候选解的 Pareto 语义为：$x_A$ 速度最快但过冲和动作代价高；$x_B$ 超调和动作最小但速度慢；$x_C$ 各项居中，属于平衡型候选。（4分）</w:t>
+        <w:t>可能副作用或验证关注点包括：前馈环节依赖对象参数，若执行机构、负载结构或扰动量纲折算与现场偏差较大，补偿可能不足或过度；扰动前馈参数过强可能把负载变化转化为过大的控制量；给定前馈过强可能导致电压限幅、超调或机械冲击；延迟 $e^{-0.04s}$ 使过快的补偿存在相位滞后风险，应检查闭环稳定裕度和现场响应。（4分）</w:t>
       </w:r>
     </w:p>
     <w:p>
@@ -1261,7 +1452,126 @@
           <w:b w:val="0"/>
           <w:sz w:val="22"/>
         </w:rPr>
-        <w:t>待显化约束包括最大超调允许上限、执行器开度或变化率上限、稳态偏差容忍度、温度安全区间、扰动后恢复时间要求。（3分）这些只能作为后续验证或下一阶段约束显化线索，本题不求约束内最优解。</w:t>
+        <w:t>该方案适合本对象的原因是：题中对象为低阶惯性加小延迟，给定信号包含阶跃和斜坡，扰动以低频负载变化和短时突变为主。反馈 `PI` 适合处理稳态偏差，给定前馈适合改善给定变化时的响应，扰动前馈适合处理可获得的负载变化信号。（2分）</w:t>
+      </w:r>
+    </w:p>
+    <w:p>
+      <w:pPr>
+        <w:spacing w:after="80"/>
+      </w:pPr>
+      <w:r>
+        <w:rPr>
+          <w:rFonts w:ascii="Microsoft YaHei" w:hAnsi="Microsoft YaHei" w:eastAsia="Microsoft YaHei"/>
+          <w:b w:val="0"/>
+          <w:sz w:val="22"/>
+        </w:rPr>
+        <w:t>其他可接受方案包括：速度环 `PI/PID` + 电流或转矩内环的串级控制；速度反馈 `PI` + 给定前馈 + 测速滤波；速度反馈 `PI` + 扰动前馈 + 滞后或低通校正；速度反馈 `PID` + 延迟补偿或超前校正；速度反馈 `PI` + 陷波环节。只要学生能说明对象依据、信号连接、改善指标和副作用，就可按同一口径给分。</w:t>
+      </w:r>
+    </w:p>
+    <w:p>
+      <w:pPr>
+        <w:jc w:val="center"/>
+      </w:pPr>
+      <w:r>
+        <w:drawing>
+          <wp:inline xmlns:a="http://schemas.openxmlformats.org/drawingml/2006/main" xmlns:pic="http://schemas.openxmlformats.org/drawingml/2006/picture">
+            <wp:extent cx="5486400" cy="1582231"/>
+            <wp:docPr id="3" name="Picture 3"/>
+            <wp:cNvGraphicFramePr>
+              <a:graphicFrameLocks noChangeAspect="1"/>
+            </wp:cNvGraphicFramePr>
+            <a:graphic>
+              <a:graphicData uri="http://schemas.openxmlformats.org/drawingml/2006/picture">
+                <pic:pic>
+                  <pic:nvPicPr>
+                    <pic:cNvPr id="0" name="T5-3-answer-route-cascade.png"/>
+                    <pic:cNvPicPr/>
+                  </pic:nvPicPr>
+                  <pic:blipFill>
+                    <a:blip r:embed="rId11"/>
+                    <a:stretch>
+                      <a:fillRect/>
+                    </a:stretch>
+                  </pic:blipFill>
+                  <pic:spPr>
+                    <a:xfrm>
+                      <a:off x="0" y="0"/>
+                      <a:ext cx="5486400" cy="1582231"/>
+                    </a:xfrm>
+                    <a:prstGeom prst="rect"/>
+                  </pic:spPr>
+                </pic:pic>
+              </a:graphicData>
+            </a:graphic>
+          </wp:inline>
+        </w:drawing>
+      </w:r>
+    </w:p>
+    <w:p>
+      <w:pPr>
+        <w:spacing w:after="120"/>
+        <w:jc w:val="center"/>
+      </w:pPr>
+      <w:r>
+        <w:rPr>
+          <w:rFonts w:ascii="Microsoft YaHei" w:hAnsi="Microsoft YaHei" w:eastAsia="Microsoft YaHei"/>
+          <w:b w:val="0"/>
+          <w:sz w:val="18"/>
+        </w:rPr>
+        <w:t>T5-3 参考路线二：速度外环与电流或转矩内环串级结构</w:t>
+      </w:r>
+    </w:p>
+    <w:p>
+      <w:pPr>
+        <w:jc w:val="center"/>
+      </w:pPr>
+      <w:r>
+        <w:drawing>
+          <wp:inline xmlns:a="http://schemas.openxmlformats.org/drawingml/2006/main" xmlns:pic="http://schemas.openxmlformats.org/drawingml/2006/picture">
+            <wp:extent cx="5486400" cy="1505119"/>
+            <wp:docPr id="4" name="Picture 4"/>
+            <wp:cNvGraphicFramePr>
+              <a:graphicFrameLocks noChangeAspect="1"/>
+            </wp:cNvGraphicFramePr>
+            <a:graphic>
+              <a:graphicData uri="http://schemas.openxmlformats.org/drawingml/2006/picture">
+                <pic:pic>
+                  <pic:nvPicPr>
+                    <pic:cNvPr id="0" name="T5-3-answer-route-filter-notch.png"/>
+                    <pic:cNvPicPr/>
+                  </pic:nvPicPr>
+                  <pic:blipFill>
+                    <a:blip r:embed="rId12"/>
+                    <a:stretch>
+                      <a:fillRect/>
+                    </a:stretch>
+                  </pic:blipFill>
+                  <pic:spPr>
+                    <a:xfrm>
+                      <a:off x="0" y="0"/>
+                      <a:ext cx="5486400" cy="1505119"/>
+                    </a:xfrm>
+                    <a:prstGeom prst="rect"/>
+                  </pic:spPr>
+                </pic:pic>
+              </a:graphicData>
+            </a:graphic>
+          </wp:inline>
+        </w:drawing>
+      </w:r>
+    </w:p>
+    <w:p>
+      <w:pPr>
+        <w:spacing w:after="120"/>
+        <w:jc w:val="center"/>
+      </w:pPr>
+      <w:r>
+        <w:rPr>
+          <w:rFonts w:ascii="Microsoft YaHei" w:hAnsi="Microsoft YaHei" w:eastAsia="Microsoft YaHei"/>
+          <w:b w:val="0"/>
+          <w:sz w:val="18"/>
+        </w:rPr>
+        <w:t>T5-3 参考路线三：反馈主结构叠加校正、滤波、限幅或陷波环节</w:t>
       </w:r>
     </w:p>
     <w:p>
@@ -1288,7 +1598,7 @@
           <w:b w:val="0"/>
           <w:sz w:val="22"/>
         </w:rPr>
-        <w:t>**建模变量提取**（4分）：变量集合来自题面首轮结构，即 $K_p,K_i$。</w:t>
+        <w:t>**复合结构与信号关系**（4分）：明确给出针对牵引辊速度对象的复合控制结构，说明给定、反馈、补偿信号与控制量的连接关系。</w:t>
       </w:r>
     </w:p>
     <w:p>
@@ -1302,7 +1612,7 @@
           <w:b w:val="0"/>
           <w:sz w:val="22"/>
         </w:rPr>
-        <w:t>**目标项搭建**（5分）：目标函数为无约束表达，至少包含 `2` 个目标项。</w:t>
+        <w:t>**组成部分作用说明**（5分）：分别说明反馈环节和至少一个额外补偿或辅助环节的作用。</w:t>
       </w:r>
     </w:p>
     <w:p>
@@ -1316,7 +1626,7 @@
           <w:b w:val="0"/>
           <w:sz w:val="22"/>
         </w:rPr>
-        <w:t>**权重偏好判读**（4分）：解释速度、超调和执行代价之间的权衡。</w:t>
+        <w:t>**改善指标与原因**（5分）：至少指出两个待改善现象，并给出清楚原因。</w:t>
       </w:r>
     </w:p>
     <w:p>
@@ -1330,7 +1640,21 @@
           <w:b w:val="0"/>
           <w:sz w:val="22"/>
         </w:rPr>
-        <w:t>**候选解与约束显化**（7分）：解释 3 个候选解的 Pareto 语义，并给出待显化约束清单。</w:t>
+        <w:t>**副作用或验证关注点**（4分）：能指出参数偏差、噪声放大、执行器限幅、机械冲击、稳定裕度或延迟影响等关注点。</w:t>
+      </w:r>
+    </w:p>
+    <w:p>
+      <w:pPr>
+        <w:pStyle w:val="ListBullet"/>
+        <w:spacing w:after="80"/>
+      </w:pPr>
+      <w:r>
+        <w:rPr>
+          <w:rFonts w:ascii="Microsoft YaHei" w:hAnsi="Microsoft YaHei" w:eastAsia="Microsoft YaHei"/>
+          <w:b w:val="0"/>
+          <w:sz w:val="22"/>
+        </w:rPr>
+        <w:t>**对象与信号特征匹配**（2分）：能说明方案为何适合题中对象、输入信号或扰动特征。</w:t>
       </w:r>
     </w:p>
     <w:p/>
@@ -1344,7 +1668,7 @@
           <w:b/>
           <w:sz w:val="26"/>
         </w:rPr>
-        <w:t>O5 初始控制方案（40分）</w:t>
+        <w:t>O5 传统校正初始控制方案（40分）</w:t>
       </w:r>
     </w:p>
     <w:p>
@@ -1370,7 +1694,7 @@
           <w:b w:val="0"/>
           <w:sz w:val="22"/>
         </w:rPr>
-        <w:t>请沿用你在 `O4` 中已经保留的首选候选结构与放弃理由，不得更换对象，也不得推翻 `O3-O4` 的主线证据。围绕同一对象，形成一个可验证但不必最优的首轮控制方案，并补上参数优化入口。</w:t>
+        <w:t>请沿用你在 `O4` 中已经保留的首选候选结构与放弃理由，不得更换对象，也不得推翻 `O3-O4` 的主线证据。围绕同一对象，完成一次基于传统校正技术的首轮控制方案。</w:t>
       </w:r>
     </w:p>
     <w:p>
@@ -1383,7 +1707,7 @@
           <w:b w:val="0"/>
           <w:sz w:val="22"/>
         </w:rPr>
-        <w:t>提交内容包括：`O4` 候选结构排序回收、目标与约束表达、所选结构表达式、关键参数方向、首轮参数起点、`MATLAB/Octave` 首轮验证、结果图、首轮验证记录表、参数优化入口卡和 `AI 使用记录摘要`。不得提交约束内最优解，不得使用罚函数或 `fmincon`，不得做场景迁移结论。</w:t>
+        <w:t>提交内容包括：`O4` 候选结构排序回收、性能要求与验收边界、结构选型计算、基础结构仿真验证、复合结构选型说明、项目背景中的输入信号或扰动模型、复合结构仿真验证记录表、下一轮调参问题清单和 `AI 使用记录摘要`。复合结构验证不得只使用单位阶跃。</w:t>
       </w:r>
     </w:p>
     <w:p>
@@ -1449,7 +1773,60 @@
           <w:b w:val="0"/>
           <w:sz w:val="22"/>
         </w:rPr>
-        <w:t>`O4` 已确认主要矛盾是恒定负载下长期转速偏差偏大，而不是稳定性失控或高频振荡。因此首轮保留 `PI` 结构，暂不采用超前校正作为主方案；滞后校正保留为更温和的备选。（8分）</w:t>
+        <w:t>`O4` 已确认主要矛盾是恒定负载下长期转速偏差偏大，同时速度给定存在缓慢升速段和小幅阶跃调整。因此首轮基础结构保留 `PI`，复合结构采用 `PI + 给定滤波 + 负载扰动前馈`。（6分）</w:t>
+      </w:r>
+    </w:p>
+    <w:p>
+      <w:pPr>
+        <w:jc w:val="center"/>
+      </w:pPr>
+      <w:r>
+        <w:drawing>
+          <wp:inline xmlns:a="http://schemas.openxmlformats.org/drawingml/2006/main" xmlns:pic="http://schemas.openxmlformats.org/drawingml/2006/picture">
+            <wp:extent cx="5486400" cy="2372583"/>
+            <wp:docPr id="5" name="Picture 5"/>
+            <wp:cNvGraphicFramePr>
+              <a:graphicFrameLocks noChangeAspect="1"/>
+            </wp:cNvGraphicFramePr>
+            <a:graphic>
+              <a:graphicData uri="http://schemas.openxmlformats.org/drawingml/2006/picture">
+                <pic:pic>
+                  <pic:nvPicPr>
+                    <pic:cNvPr id="0" name="O5-example-structure.png"/>
+                    <pic:cNvPicPr/>
+                  </pic:nvPicPr>
+                  <pic:blipFill>
+                    <a:blip r:embed="rId13"/>
+                    <a:stretch>
+                      <a:fillRect/>
+                    </a:stretch>
+                  </pic:blipFill>
+                  <pic:spPr>
+                    <a:xfrm>
+                      <a:off x="0" y="0"/>
+                      <a:ext cx="5486400" cy="2372583"/>
+                    </a:xfrm>
+                    <a:prstGeom prst="rect"/>
+                  </pic:spPr>
+                </pic:pic>
+              </a:graphicData>
+            </a:graphic>
+          </wp:inline>
+        </w:drawing>
+      </w:r>
+    </w:p>
+    <w:p>
+      <w:pPr>
+        <w:spacing w:after="120"/>
+        <w:jc w:val="center"/>
+      </w:pPr>
+      <w:r>
+        <w:rPr>
+          <w:rFonts w:ascii="Microsoft YaHei" w:hAnsi="Microsoft YaHei" w:eastAsia="Microsoft YaHei"/>
+          <w:b w:val="0"/>
+          <w:sz w:val="18"/>
+        </w:rPr>
+        <w:t>O5 示例方案结构图：PI、给定滤波与负载扰动前馈</w:t>
       </w:r>
     </w:p>
     <w:p>
@@ -1462,20 +1839,7 @@
           <w:b w:val="0"/>
           <w:sz w:val="22"/>
         </w:rPr>
-        <w:t>本次目标是先形成一个可验证的首轮方案，使单位阶跃跟踪的稳态误差明显下降，并在恒定负载扰动下保留恢复趋势。不能破坏的边界是：超调不应明显超过 `20%`，控制量峰值不应出现持续饱和。可接受的首轮偏差是：调节时间可以暂时变长，但必须能从验证表中看出参数优化方向。（6分）</w:t>
-      </w:r>
-    </w:p>
-    <w:p>
-      <w:pPr>
-        <w:spacing w:after="80"/>
-      </w:pPr>
-      <w:r>
-        <w:rPr>
-          <w:rFonts w:ascii="Microsoft YaHei" w:hAnsi="Microsoft YaHei" w:eastAsia="Microsoft YaHei"/>
-          <w:b w:val="0"/>
-          <w:sz w:val="22"/>
-        </w:rPr>
-        <w:t>首轮结构取</w:t>
+        <w:t>结构选型计算如下。若只采用比例控制 $C_0(s)=1.2$，位置误差系数 $K_p=C_0(0)G(0)=1.2$，单位阶跃稳态误差约为</w:t>
       </w:r>
     </w:p>
     <w:p>
@@ -1489,34 +1853,7 @@
           <w:b w:val="0"/>
           <w:sz w:val="20"/>
         </w:rPr>
-        <w:t>C(s)=K_p+\frac{K_i}{s}.</w:t>
-      </w:r>
-    </w:p>
-    <w:p>
-      <w:pPr>
-        <w:spacing w:after="80"/>
-      </w:pPr>
-      <w:r>
-        <w:rPr>
-          <w:rFonts w:ascii="Microsoft YaHei" w:hAnsi="Microsoft YaHei" w:eastAsia="Microsoft YaHei"/>
-          <w:b w:val="0"/>
-          <w:sz w:val="22"/>
-        </w:rPr>
-        <w:t>首轮参数可取</w:t>
-      </w:r>
-    </w:p>
-    <w:p>
-      <w:pPr>
-        <w:spacing w:after="80"/>
-        <w:jc w:val="center"/>
-      </w:pPr>
-      <w:r>
-        <w:rPr>
-          <w:rFonts w:ascii="Arial Unicode MS" w:hAnsi="Arial Unicode MS" w:eastAsia="Arial Unicode MS"/>
-          <w:b w:val="0"/>
-          <w:sz w:val="20"/>
-        </w:rPr>
-        <w:t>K_p=1.2,\qquad K_i=0.8.</w:t>
+        <w:t>e_{ss}=\frac{1}{1+K_p}=\frac{1}{2.2}\approx0.455.</w:t>
       </w:r>
     </w:p>
     <w:p>
@@ -1543,7 +1880,21 @@
           <w:b w:val="0"/>
           <w:sz w:val="22"/>
         </w:rPr>
-        <w:t>这不是最终参数，只是用于验证 `PI` 路线是否能回应长期偏差问题的起点。</w:t>
+        <w:t>该误差不能满足首轮希望“稳态误差明显下降”的要求，因此需要引入积分作用。首轮取</w:t>
+      </w:r>
+    </w:p>
+    <w:p>
+      <w:pPr>
+        <w:spacing w:after="80"/>
+        <w:jc w:val="center"/>
+      </w:pPr>
+      <w:r>
+        <w:rPr>
+          <w:rFonts w:ascii="Arial Unicode MS" w:hAnsi="Arial Unicode MS" w:eastAsia="Arial Unicode MS"/>
+          <w:b w:val="0"/>
+          <w:sz w:val="20"/>
+        </w:rPr>
+        <w:t>C_{PI}(s)=1.2+\frac{0.8}{s}.</w:t>
       </w:r>
     </w:p>
     <w:p>
@@ -1556,7 +1907,7 @@
           <w:b w:val="0"/>
           <w:sz w:val="22"/>
         </w:rPr>
-        <w:t>示例验证表如下。</w:t>
+        <w:t>基础结构仿真应先比较比例控制与 `PI` 对阶跃或斜坡给定的误差收敛。若 `PI` 使长期偏差明显下降，但超调、调节时间或控制量峰值增加，则说明基础结构有效但仍需复合环节处理输入和扰动背景。（8分）</w:t>
       </w:r>
     </w:p>
     <w:p>
@@ -1569,7 +1920,21 @@
           <w:b w:val="0"/>
           <w:sz w:val="22"/>
         </w:rPr>
-        <w:t>| 项目 | 基线比例控制 | 首轮 PI 方案 | 判断 | |---|---:|---:|---| | 单位阶跃稳态误差 | 仍有残差 | 明显下降，理论上可趋近零 | 主矛盾被正向回应 | | 最大超调 | 较小 | 有上升风险 | 需作为后续目标项 | | 调节时间 | 较短 | 可能变长 | 需权衡速度 | | 控制量峰值 | 较温和 | 上升 | 需加入控制代价 |</w:t>
+        <w:t>复合结构中，给定滤波</w:t>
+      </w:r>
+    </w:p>
+    <w:p>
+      <w:pPr>
+        <w:spacing w:after="80"/>
+        <w:jc w:val="center"/>
+      </w:pPr>
+      <w:r>
+        <w:rPr>
+          <w:rFonts w:ascii="Arial Unicode MS" w:hAnsi="Arial Unicode MS" w:eastAsia="Arial Unicode MS"/>
+          <w:b w:val="0"/>
+          <w:sz w:val="20"/>
+        </w:rPr>
+        <w:t>F_r(s)=\frac{1}{0.12s+1}</w:t>
       </w:r>
     </w:p>
     <w:p>
@@ -1582,7 +1947,21 @@
           <w:b w:val="0"/>
           <w:sz w:val="22"/>
         </w:rPr>
-        <w:t>首轮验证说明：若仿真曲线显示稳态误差下降但超调和控制量峰值上升，则说明 `PI` 候选结构有效，但还不能交付；下一步应进入固定结构下的参数优化入口。（8分）</w:t>
+        <w:t>用于降低小幅阶跃给定造成的冲击；负载扰动前馈</w:t>
+      </w:r>
+    </w:p>
+    <w:p>
+      <w:pPr>
+        <w:spacing w:after="80"/>
+        <w:jc w:val="center"/>
+      </w:pPr>
+      <w:r>
+        <w:rPr>
+          <w:rFonts w:ascii="Arial Unicode MS" w:hAnsi="Arial Unicode MS" w:eastAsia="Arial Unicode MS"/>
+          <w:b w:val="0"/>
+          <w:sz w:val="20"/>
+        </w:rPr>
+        <w:t>F_d(s)=\frac{0.8}{0.25s+1}</w:t>
       </w:r>
     </w:p>
     <w:p>
@@ -1595,7 +1974,7 @@
           <w:b w:val="0"/>
           <w:sz w:val="22"/>
         </w:rPr>
-        <w:t>示例 `MATLAB/Octave` 代码：</w:t>
+        <w:t>用于对低频负载扰动作提前补偿。复合结构不是为了替代反馈，而是减轻反馈单独承担给定变化和负载扰动时的压力。（8分）</w:t>
       </w:r>
     </w:p>
     <w:p>
@@ -1608,7 +1987,7 @@
           <w:b w:val="0"/>
           <w:sz w:val="22"/>
         </w:rPr>
-        <w:t>```matlab pkg load control s = tf('s'); G = 1/(0.35*s + 1);</w:t>
+        <w:t>项目背景输入和扰动可设为：$r(t)$ 为 `0-3s` 的斜坡升速叠加 `t=5s` 的小幅给定阶跃；$d(t)$ 为 `t=4s` 出现的负载阶跃扰动。示例 `MATLAB/Octave` 代码如下。（8分）</w:t>
       </w:r>
     </w:p>
     <w:p>
@@ -1621,7 +2000,7 @@
           <w:b w:val="0"/>
           <w:sz w:val="22"/>
         </w:rPr>
-        <w:t>C0 = 1.2; C1 = 1.2 + 0.8/s;</w:t>
+        <w:t>```matlab pkg load control set(0, 'defaulttextfontname', 'Songti SC'); set(0, 'defaultaxesfontname', 'Songti SC'); s = tf('s'); G = 1/(0.35*s + 1);</w:t>
       </w:r>
     </w:p>
     <w:p>
@@ -1634,7 +2013,7 @@
           <w:b w:val="0"/>
           <w:sz w:val="22"/>
         </w:rPr>
-        <w:t>T0 = feedback(C0*G, 1); T1 = feedback(C1*G, 1);</w:t>
+        <w:t>C0 = 1.2; Cpi = 1.2 + 0.8/s; Fr = 1/(0.12*s + 1); Fd = 0.8/(0.25*s + 1);</w:t>
       </w:r>
     </w:p>
     <w:p>
@@ -1647,7 +2026,7 @@
           <w:b w:val="0"/>
           <w:sz w:val="22"/>
         </w:rPr>
-        <w:t>t = 0:0.01:8; figure; step(T0, T1, t); grid on; legend('baseline P', 'first-round PI'); title('O5 first-round validation'); ```</w:t>
+        <w:t>T0 = feedback(C0*G, 1); Tpi = feedback(Cpi*G, 1); Sd_pi = feedback(G, Cpi); Tpi_f = Tpi * Fr; Sd_comp = feedback(G*(1 - Fd), Cpi);</w:t>
       </w:r>
     </w:p>
     <w:p>
@@ -1660,7 +2039,7 @@
           <w:b w:val="0"/>
           <w:sz w:val="22"/>
         </w:rPr>
-        <w:t>学生提交时应附运行得到的阶跃响应图，并说明曲线中“误差下降、超调或调节时间变化、控制量风险”分别如何支持下一步优化入口。（4分）</w:t>
+        <w:t>t = 0:0.01:10; r = min(t/3, 1) + 0.15*(t &gt;= 5); d = -0.25*(t &gt;= 4);</w:t>
       </w:r>
     </w:p>
     <w:p>
@@ -1673,7 +2052,7 @@
           <w:b w:val="0"/>
           <w:sz w:val="22"/>
         </w:rPr>
-        <w:t>参数优化入口卡如下。</w:t>
+        <w:t>y_base = lsim(T0, r, t); y_pi = lsim(Tpi, r, t) + lsim(Sd_pi, d, t); y_comp = lsim(Tpi_f, r, t) + lsim(Sd_comp, d, t);</w:t>
       </w:r>
     </w:p>
     <w:p>
@@ -1686,7 +2065,60 @@
           <w:b w:val="0"/>
           <w:sz w:val="22"/>
         </w:rPr>
-        <w:t>| 字段 | 内容 | |---|---| | 固定结构 | `PI` | | 参数向量 | $\theta=[K_p,K_i]^T$ | | 归一化基准 | 基线调节时间、首轮超调、基线稳态误差、允许控制量峰值 | | 目标项 | 稳态误差、调节时间、超调、控制量峰值 | | 权重偏好 | 先压低稳态误差，再限制超调和控制量，最后改善调节时间 | | 待显化约束 | 执行器饱和、最大超调上界、调节时间上界 |</w:t>
+        <w:t>figure; plot(t, r, 'k--', t, y_base, t, y_pi, t, y_comp); grid on; legend('给定 r(t)', '比例基线', 'PI 基础结构', 'PI + 给定滤波 + 扰动前馈'); xlabel('时间 / s'); ylabel('转速'); title('O5 首轮仿真验证'); ```</w:t>
+      </w:r>
+    </w:p>
+    <w:p>
+      <w:pPr>
+        <w:jc w:val="center"/>
+      </w:pPr>
+      <w:r>
+        <w:drawing>
+          <wp:inline xmlns:a="http://schemas.openxmlformats.org/drawingml/2006/main" xmlns:pic="http://schemas.openxmlformats.org/drawingml/2006/picture">
+            <wp:extent cx="5486400" cy="3474914"/>
+            <wp:docPr id="6" name="Picture 6"/>
+            <wp:cNvGraphicFramePr>
+              <a:graphicFrameLocks noChangeAspect="1"/>
+            </wp:cNvGraphicFramePr>
+            <a:graphic>
+              <a:graphicData uri="http://schemas.openxmlformats.org/drawingml/2006/picture">
+                <pic:pic>
+                  <pic:nvPicPr>
+                    <pic:cNvPr id="0" name="O5-simulation-result.png"/>
+                    <pic:cNvPicPr/>
+                  </pic:nvPicPr>
+                  <pic:blipFill>
+                    <a:blip r:embed="rId14"/>
+                    <a:stretch>
+                      <a:fillRect/>
+                    </a:stretch>
+                  </pic:blipFill>
+                  <pic:spPr>
+                    <a:xfrm>
+                      <a:off x="0" y="0"/>
+                      <a:ext cx="5486400" cy="3474914"/>
+                    </a:xfrm>
+                    <a:prstGeom prst="rect"/>
+                  </pic:spPr>
+                </pic:pic>
+              </a:graphicData>
+            </a:graphic>
+          </wp:inline>
+        </w:drawing>
+      </w:r>
+    </w:p>
+    <w:p>
+      <w:pPr>
+        <w:spacing w:after="120"/>
+        <w:jc w:val="center"/>
+      </w:pPr>
+      <w:r>
+        <w:rPr>
+          <w:rFonts w:ascii="Microsoft YaHei" w:hAnsi="Microsoft YaHei" w:eastAsia="Microsoft YaHei"/>
+          <w:b w:val="0"/>
+          <w:sz w:val="18"/>
+        </w:rPr>
+        <w:t>O5 示例仿真结果图：斜坡给定、小幅阶跃与负载扰动下的首轮验证</w:t>
       </w:r>
     </w:p>
     <w:p>
@@ -1699,7 +2131,7 @@
           <w:b w:val="0"/>
           <w:sz w:val="22"/>
         </w:rPr>
-        <w:t>该入口卡只给出无约束加权建模语言，不求约束内最优解，也不使用罚函数或 `fmincon`。（4分）</w:t>
+        <w:t>验证记录表应至少包含斜坡跟踪误差、给定阶跃冲击、负载扰动后的速度跌落、恢复时间和控制量风险。若复合结构相对基础 `PI` 减小给定冲击和扰动跌落，但响应变慢或控制量仍偏大，应写入下一轮调参问题清单。（8分）</w:t>
       </w:r>
     </w:p>
     <w:p>
@@ -1712,7 +2144,7 @@
           <w:b w:val="0"/>
           <w:sz w:val="22"/>
         </w:rPr>
-        <w:t>AI 使用记录摘要需说明 AI 参与了结构整理、代码检查或文字润色，学生独立完成对象继承、结构选择、仿真运行和关键判断核查。（4分）</w:t>
+        <w:t>AI 使用记录摘要需说明 AI 参与了结构整理、代码检查或文字润色，学生独立完成对象继承、结构选型计算、输入/扰动建模、仿真运行和关键判断核查。（4分）</w:t>
       </w:r>
     </w:p>
     <w:p>
@@ -1739,7 +2171,7 @@
           <w:b w:val="0"/>
           <w:sz w:val="22"/>
         </w:rPr>
-        <w:t>**主线继承**（8分）：沿用 `O4` 的候选排序、对象和主要矛盾，不另起炉灶。</w:t>
+        <w:t>**主线继承与性能边界**（6分）：沿用 `O4` 的对象、主要矛盾和候选结构，不另起炉灶。</w:t>
       </w:r>
     </w:p>
     <w:p>
@@ -1753,7 +2185,7 @@
           <w:b w:val="0"/>
           <w:sz w:val="22"/>
         </w:rPr>
-        <w:t>**本次任务完成度**（8分）：写清目标、约束表达、所选结构、关键参数方向和首轮方案。</w:t>
+        <w:t>**结构选型计算**（6分）：给出至少一个关键指标计算，并据此说明基础结构选择。</w:t>
       </w:r>
     </w:p>
     <w:p>
@@ -1767,7 +2199,7 @@
           <w:b w:val="0"/>
           <w:sz w:val="22"/>
         </w:rPr>
-        <w:t>**边界控制**（6分）：明确首轮方案不是最终最优解，不使用罚函数、`fmincon` 或场景迁移。</w:t>
+        <w:t>**基础结构验证**（8分）：能用仿真验证基础结构对主要矛盾的改善及副作用。</w:t>
       </w:r>
     </w:p>
     <w:p>
@@ -1781,7 +2213,21 @@
           <w:b w:val="0"/>
           <w:sz w:val="22"/>
         </w:rPr>
-        <w:t>**证据与验证质量**（14分）：提交仿真代码、结果图、首轮验证表和参数优化入口卡，证据能支持下一步建模。</w:t>
+        <w:t>**复合结构与输入/扰动建模**（8分）：复合结构选择有项目背景依据，输入或扰动模型不是单纯单位阶跃。</w:t>
+      </w:r>
+    </w:p>
+    <w:p>
+      <w:pPr>
+        <w:pStyle w:val="ListBullet"/>
+        <w:spacing w:after="80"/>
+      </w:pPr>
+      <w:r>
+        <w:rPr>
+          <w:rFonts w:ascii="Microsoft YaHei" w:hAnsi="Microsoft YaHei" w:eastAsia="Microsoft YaHei"/>
+          <w:b w:val="0"/>
+          <w:sz w:val="22"/>
+        </w:rPr>
+        <w:t>**复合结构仿真与调参问题清单**（8分）：验证记录表能比较基础结构和复合结构，并提出后续问题。</w:t>
       </w:r>
     </w:p>
     <w:p>
